--- a/docs/hardware/unit_product_reference_v_1_0_0_atom_gt36537_ldr_ambient_light_sensor.docx
+++ b/docs/hardware/unit_product_reference_v_1_0_0_atom_gt36537_ldr_ambient_light_sensor.docx
@@ -4539,7 +4539,7 @@
     </w:p>
     <w:bookmarkEnd w:id="37"/>
     <w:bookmarkEnd w:id="38"/>
-    <w:bookmarkStart w:id="52" w:name="functional-overview"/>
+    <w:bookmarkStart w:id="53" w:name="functional-overview"/>
     <w:p>
       <w:pPr>
         <w:pStyle w:val="Heading2"/>
@@ -5832,7 +5832,7 @@
       </w:r>
     </w:p>
     <w:bookmarkEnd w:id="48"/>
-    <w:bookmarkStart w:id="49" w:name="user-accessible-ddp-functions"/>
+    <w:bookmarkStart w:id="50" w:name="user-accessible-ddp-functions"/>
     <w:p>
       <w:pPr>
         <w:pStyle w:val="Heading3"/>
@@ -6438,27 +6438,47 @@
         <w:pStyle w:val="BodyText"/>
       </w:pPr>
       <w:r>
-        <w:t xml:space="preserve">Detailed transaction handling is already implemented by the maintained C++</w:t>
-      </w:r>
-      <w:r>
-        <w:t xml:space="preserve"> </w:t>
-      </w:r>
-      <w:r>
-        <w:t xml:space="preserve">and MicroPython examples listed in Chapter 8.</w:t>
-      </w:r>
-    </w:p>
-    <w:bookmarkEnd w:id="49"/>
-    <w:bookmarkStart w:id="50" w:name="built-in-indicator"/>
-    <w:p>
-      <w:pPr>
-        <w:pStyle w:val="Heading3"/>
+        <w:t xml:space="preserve">Detailed transaction handling is implemented by the</w:t>
+      </w:r>
+      <w:r>
+        <w:t xml:space="preserve"> </w:t>
+      </w:r>
+      <w:r>
+        <w:rPr>
+          <w:rStyle w:val="VerbatimChar"/>
+        </w:rPr>
+        <w:t xml:space="preserve">DevLab_GT365xx</w:t>
+      </w:r>
+      <w:r>
+        <w:t xml:space="preserve"> </w:t>
+      </w:r>
+      <w:r>
+        <w:t xml:space="preserve">Arduino</w:t>
+      </w:r>
+      <w:r>
+        <w:t xml:space="preserve"> </w:t>
+      </w:r>
+      <w:r>
+        <w:t xml:space="preserve">library listed in Chapter 8, which uses DevLab Interface for I2C bus</w:t>
+      </w:r>
+      <w:r>
+        <w:t xml:space="preserve"> </w:t>
+      </w:r>
+      <w:r>
+        <w:t xml:space="preserve">management.</w:t>
+      </w:r>
+    </w:p>
+    <w:bookmarkStart w:id="49" w:name="arduino-library-functions"/>
+    <w:p>
+      <w:pPr>
+        <w:pStyle w:val="Heading4"/>
       </w:pPr>
       <w:r>
         <w:rPr>
           <w:bCs/>
           <w:b/>
         </w:rPr>
-        <w:t xml:space="preserve">3.6 Built-In Indicator</w:t>
+        <w:t xml:space="preserve">Arduino Library Functions</w:t>
       </w:r>
     </w:p>
     <w:p>
@@ -6466,13 +6486,7 @@
         <w:pStyle w:val="FirstParagraph"/>
       </w:pPr>
       <w:r>
-        <w:t xml:space="preserve">The built-in status indicator is controlled through the DDP actuator</w:t>
-      </w:r>
-      <w:r>
-        <w:t xml:space="preserve"> </w:t>
-      </w:r>
-      <w:r>
-        <w:t xml:space="preserve">functions. The shared DDP command names contain</w:t>
+        <w:t xml:space="preserve">All functions belong to the</w:t>
       </w:r>
       <w:r>
         <w:t xml:space="preserve"> </w:t>
@@ -6481,40 +6495,701 @@
         <w:rPr>
           <w:rStyle w:val="VerbatimChar"/>
         </w:rPr>
-        <w:t xml:space="preserve">RELAY</w:t>
-      </w:r>
-      <w:r>
-        <w:t xml:space="preserve">, but this product uses</w:t>
-      </w:r>
-      <w:r>
-        <w:t xml:space="preserve"> </w:t>
-      </w:r>
-      <w:r>
-        <w:t xml:space="preserve">them for the built-in indicator and does not provide an electromechanical</w:t>
-      </w:r>
-      <w:r>
-        <w:t xml:space="preserve"> </w:t>
-      </w:r>
-      <w:r>
-        <w:t xml:space="preserve">relay output.</w:t>
-      </w:r>
-    </w:p>
+        <w:t xml:space="preserve">DevLab_GT365xx</w:t>
+      </w:r>
+      <w:r>
+        <w:t xml:space="preserve"> </w:t>
+      </w:r>
+      <w:r>
+        <w:t xml:space="preserve">class. Functions that return</w:t>
+      </w:r>
+      <w:r>
+        <w:t xml:space="preserve"> </w:t>
+      </w:r>
+      <w:r>
+        <w:rPr>
+          <w:rStyle w:val="VerbatimChar"/>
+        </w:rPr>
+        <w:t xml:space="preserve">bool</w:t>
+      </w:r>
+      <w:r>
+        <w:t xml:space="preserve"> </w:t>
+      </w:r>
+      <w:r>
+        <w:t xml:space="preserve">return</w:t>
+      </w:r>
+      <w:r>
+        <w:t xml:space="preserve"> </w:t>
+      </w:r>
+      <w:r>
+        <w:rPr>
+          <w:rStyle w:val="VerbatimChar"/>
+        </w:rPr>
+        <w:t xml:space="preserve">true</w:t>
+      </w:r>
+      <w:r>
+        <w:t xml:space="preserve"> </w:t>
+      </w:r>
+      <w:r>
+        <w:t xml:space="preserve">on success. Readings are taken with the DDP read-ADC</w:t>
+      </w:r>
+      <w:r>
+        <w:t xml:space="preserve"> </w:t>
+      </w:r>
+      <w:r>
+        <w:t xml:space="preserve">command (</w:t>
+      </w:r>
+      <w:r>
+        <w:rPr>
+          <w:rStyle w:val="VerbatimChar"/>
+        </w:rPr>
+        <w:t xml:space="preserve">0x60</w:t>
+      </w:r>
+      <w:r>
+        <w:t xml:space="preserve">) and are only available after a successful</w:t>
+      </w:r>
+      <w:r>
+        <w:t xml:space="preserve"> </w:t>
+      </w:r>
+      <w:r>
+        <w:rPr>
+          <w:rStyle w:val="VerbatimChar"/>
+        </w:rPr>
+        <w:t xml:space="preserve">begin</w:t>
+      </w:r>
+      <w:r>
+        <w:t xml:space="preserve"> </w:t>
+      </w:r>
+      <w:r>
+        <w:t xml:space="preserve">call.</w:t>
+      </w:r>
+    </w:p>
+    <w:tbl>
+      <w:tblPr>
+        <w:tblStyle w:val="Table"/>
+        <w:tblW w:type="pct" w:w="5000"/>
+        <w:tblLook w:firstRow="1" w:lastRow="0" w:firstColumn="0" w:lastColumn="0" w:noHBand="0" w:noVBand="0" w:val="0020"/>
+        <w:jc w:val="start"/>
+      </w:tblPr>
+      <w:tblGrid>
+        <w:gridCol w:w="3960"/>
+        <w:gridCol w:w="3960"/>
+      </w:tblGrid>
+      <w:tr>
+        <w:trPr>
+          <w:tblHeader w:val="true"/>
+        </w:trPr>
+        <w:tc>
+          <w:tcPr/>
+          <w:p>
+            <w:pPr>
+              <w:pStyle w:val="Compact"/>
+              <w:jc w:val="left"/>
+            </w:pPr>
+            <w:r>
+              <w:t xml:space="preserve">Function</w:t>
+            </w:r>
+          </w:p>
+        </w:tc>
+        <w:tc>
+          <w:tcPr/>
+          <w:p>
+            <w:pPr>
+              <w:pStyle w:val="Compact"/>
+              <w:jc w:val="left"/>
+            </w:pPr>
+            <w:r>
+              <w:t xml:space="preserve">Description</w:t>
+            </w:r>
+          </w:p>
+        </w:tc>
+      </w:tr>
+      <w:tr>
+        <w:tc>
+          <w:tcPr/>
+          <w:p>
+            <w:pPr>
+              <w:pStyle w:val="Compact"/>
+              <w:jc w:val="left"/>
+            </w:pPr>
+            <w:r>
+              <w:rPr>
+                <w:rStyle w:val="VerbatimChar"/>
+              </w:rPr>
+              <w:t xml:space="preserve">DevLab_GT365xx(wire, address, clock)</w:t>
+            </w:r>
+          </w:p>
+        </w:tc>
+        <w:tc>
+          <w:tcPr/>
+          <w:p>
+            <w:pPr>
+              <w:pStyle w:val="Compact"/>
+              <w:jc w:val="left"/>
+            </w:pPr>
+            <w:r>
+              <w:t xml:space="preserve">Constructor. Defaults:</w:t>
+            </w:r>
+            <w:r>
+              <w:t xml:space="preserve"> </w:t>
+            </w:r>
+            <w:r>
+              <w:rPr>
+                <w:rStyle w:val="VerbatimChar"/>
+              </w:rPr>
+              <w:t xml:space="preserve">Wire</w:t>
+            </w:r>
+            <w:r>
+              <w:t xml:space="preserve">, address</w:t>
+            </w:r>
+            <w:r>
+              <w:t xml:space="preserve"> </w:t>
+            </w:r>
+            <w:r>
+              <w:rPr>
+                <w:rStyle w:val="VerbatimChar"/>
+              </w:rPr>
+              <w:t xml:space="preserve">0x26</w:t>
+            </w:r>
+            <w:r>
+              <w:t xml:space="preserve">, 400000 Hz</w:t>
+            </w:r>
+          </w:p>
+        </w:tc>
+      </w:tr>
+      <w:tr>
+        <w:tc>
+          <w:tcPr/>
+          <w:p>
+            <w:pPr>
+              <w:pStyle w:val="Compact"/>
+              <w:jc w:val="left"/>
+            </w:pPr>
+            <w:r>
+              <w:rPr>
+                <w:rStyle w:val="VerbatimChar"/>
+              </w:rPr>
+              <w:t xml:space="preserve">begin()</w:t>
+            </w:r>
+          </w:p>
+        </w:tc>
+        <w:tc>
+          <w:tcPr/>
+          <w:p>
+            <w:pPr>
+              <w:pStyle w:val="Compact"/>
+              <w:jc w:val="left"/>
+            </w:pPr>
+            <w:r>
+              <w:t xml:space="preserve">Starts the I2C bus on the host’s default pins and verifies the GT36537 Device ID</w:t>
+            </w:r>
+          </w:p>
+        </w:tc>
+      </w:tr>
+      <w:tr>
+        <w:tc>
+          <w:tcPr/>
+          <w:p>
+            <w:pPr>
+              <w:pStyle w:val="Compact"/>
+              <w:jc w:val="left"/>
+            </w:pPr>
+            <w:r>
+              <w:rPr>
+                <w:rStyle w:val="VerbatimChar"/>
+              </w:rPr>
+              <w:t xml:space="preserve">begin(sdaPin, sclPin, clock)</w:t>
+            </w:r>
+          </w:p>
+        </w:tc>
+        <w:tc>
+          <w:tcPr/>
+          <w:p>
+            <w:pPr>
+              <w:pStyle w:val="Compact"/>
+              <w:jc w:val="left"/>
+            </w:pPr>
+            <w:r>
+              <w:t xml:space="preserve">Same as</w:t>
+            </w:r>
+            <w:r>
+              <w:t xml:space="preserve"> </w:t>
+            </w:r>
+            <w:r>
+              <w:rPr>
+                <w:rStyle w:val="VerbatimChar"/>
+              </w:rPr>
+              <w:t xml:space="preserve">begin()</w:t>
+            </w:r>
+            <w:r>
+              <w:t xml:space="preserve">, selecting the SDA/SCL pins and I2C clock</w:t>
+            </w:r>
+          </w:p>
+        </w:tc>
+      </w:tr>
+      <w:tr>
+        <w:tc>
+          <w:tcPr/>
+          <w:p>
+            <w:pPr>
+              <w:pStyle w:val="Compact"/>
+              <w:jc w:val="left"/>
+            </w:pPr>
+            <w:r>
+              <w:rPr>
+                <w:rStyle w:val="VerbatimChar"/>
+              </w:rPr>
+              <w:t xml:space="preserve">beginRecovered(sdaPin, sclPin, timeoutUs, restart)</w:t>
+            </w:r>
+          </w:p>
+        </w:tc>
+        <w:tc>
+          <w:tcPr/>
+          <w:p>
+            <w:pPr>
+              <w:pStyle w:val="Compact"/>
+              <w:jc w:val="left"/>
+            </w:pPr>
+            <w:r>
+              <w:t xml:space="preserve">Starts the bus with bus recovery before verifying the Device ID. Defaults:</w:t>
+            </w:r>
+            <w:r>
+              <w:t xml:space="preserve"> </w:t>
+            </w:r>
+            <w:r>
+              <w:rPr>
+                <w:rStyle w:val="VerbatimChar"/>
+              </w:rPr>
+              <w:t xml:space="preserve">timeoutUs</w:t>
+            </w:r>
+            <w:r>
+              <w:t xml:space="preserve"> </w:t>
+            </w:r>
+            <w:r>
+              <w:t xml:space="preserve">20000,</w:t>
+            </w:r>
+            <w:r>
+              <w:t xml:space="preserve"> </w:t>
+            </w:r>
+            <w:r>
+              <w:rPr>
+                <w:rStyle w:val="VerbatimChar"/>
+              </w:rPr>
+              <w:t xml:space="preserve">restart</w:t>
+            </w:r>
+            <w:r>
+              <w:t xml:space="preserve"> </w:t>
+            </w:r>
+            <w:r>
+              <w:t xml:space="preserve">false</w:t>
+            </w:r>
+          </w:p>
+        </w:tc>
+      </w:tr>
+      <w:tr>
+        <w:tc>
+          <w:tcPr/>
+          <w:p>
+            <w:pPr>
+              <w:pStyle w:val="Compact"/>
+              <w:jc w:val="left"/>
+            </w:pPr>
+            <w:r>
+              <w:rPr>
+                <w:rStyle w:val="VerbatimChar"/>
+              </w:rPr>
+              <w:t xml:space="preserve">readRaw(rawValue)</w:t>
+            </w:r>
+          </w:p>
+        </w:tc>
+        <w:tc>
+          <w:tcPr/>
+          <w:p>
+            <w:pPr>
+              <w:pStyle w:val="Compact"/>
+              <w:jc w:val="left"/>
+            </w:pPr>
+            <w:r>
+              <w:t xml:space="preserve">Latest 12-bit ADC reading,</w:t>
+            </w:r>
+            <w:r>
+              <w:t xml:space="preserve"> </w:t>
+            </w:r>
+            <w:r>
+              <w:rPr>
+                <w:rStyle w:val="VerbatimChar"/>
+              </w:rPr>
+              <w:t xml:space="preserve">0</w:t>
+            </w:r>
+            <w:r>
+              <w:t xml:space="preserve"> </w:t>
+            </w:r>
+            <w:r>
+              <w:t xml:space="preserve">to</w:t>
+            </w:r>
+            <w:r>
+              <w:t xml:space="preserve"> </w:t>
+            </w:r>
+            <w:r>
+              <w:rPr>
+                <w:rStyle w:val="VerbatimChar"/>
+              </w:rPr>
+              <w:t xml:space="preserve">4095</w:t>
+            </w:r>
+          </w:p>
+        </w:tc>
+      </w:tr>
+      <w:tr>
+        <w:tc>
+          <w:tcPr/>
+          <w:p>
+            <w:pPr>
+              <w:pStyle w:val="Compact"/>
+              <w:jc w:val="left"/>
+            </w:pPr>
+            <w:r>
+              <w:rPr>
+                <w:rStyle w:val="VerbatimChar"/>
+              </w:rPr>
+              <w:t xml:space="preserve">readPercentage(percentage)</w:t>
+            </w:r>
+          </w:p>
+        </w:tc>
+        <w:tc>
+          <w:tcPr/>
+          <w:p>
+            <w:pPr>
+              <w:pStyle w:val="Compact"/>
+              <w:jc w:val="left"/>
+            </w:pPr>
+            <w:r>
+              <w:t xml:space="preserve">Raw reading as a percentage,</w:t>
+            </w:r>
+            <w:r>
+              <w:t xml:space="preserve"> </w:t>
+            </w:r>
+            <w:r>
+              <w:rPr>
+                <w:rStyle w:val="VerbatimChar"/>
+              </w:rPr>
+              <w:t xml:space="preserve">raw × 100 / 4095</w:t>
+            </w:r>
+          </w:p>
+        </w:tc>
+      </w:tr>
+      <w:tr>
+        <w:tc>
+          <w:tcPr/>
+          <w:p>
+            <w:pPr>
+              <w:pStyle w:val="Compact"/>
+              <w:jc w:val="left"/>
+            </w:pPr>
+            <w:r>
+              <w:rPr>
+                <w:rStyle w:val="VerbatimChar"/>
+              </w:rPr>
+              <w:t xml:space="preserve">readInvertRaw(invertedValue)</w:t>
+            </w:r>
+          </w:p>
+        </w:tc>
+        <w:tc>
+          <w:tcPr/>
+          <w:p>
+            <w:pPr>
+              <w:pStyle w:val="Compact"/>
+              <w:jc w:val="left"/>
+            </w:pPr>
+            <w:r>
+              <w:t xml:space="preserve">Inverted 12-bit reading,</w:t>
+            </w:r>
+            <w:r>
+              <w:t xml:space="preserve"> </w:t>
+            </w:r>
+            <w:r>
+              <w:rPr>
+                <w:rStyle w:val="VerbatimChar"/>
+              </w:rPr>
+              <w:t xml:space="preserve">4095 − raw</w:t>
+            </w:r>
+          </w:p>
+        </w:tc>
+      </w:tr>
+      <w:tr>
+        <w:tc>
+          <w:tcPr/>
+          <w:p>
+            <w:pPr>
+              <w:pStyle w:val="Compact"/>
+              <w:jc w:val="left"/>
+            </w:pPr>
+            <w:r>
+              <w:rPr>
+                <w:rStyle w:val="VerbatimChar"/>
+              </w:rPr>
+              <w:t xml:space="preserve">readInvertPercentage(percentage)</w:t>
+            </w:r>
+          </w:p>
+        </w:tc>
+        <w:tc>
+          <w:tcPr/>
+          <w:p>
+            <w:pPr>
+              <w:pStyle w:val="Compact"/>
+              <w:jc w:val="left"/>
+            </w:pPr>
+            <w:r>
+              <w:t xml:space="preserve">Inverted reading as a percentage</w:t>
+            </w:r>
+          </w:p>
+        </w:tc>
+      </w:tr>
+      <w:tr>
+        <w:tc>
+          <w:tcPr/>
+          <w:p>
+            <w:pPr>
+              <w:pStyle w:val="Compact"/>
+              <w:jc w:val="left"/>
+            </w:pPr>
+            <w:r>
+              <w:rPr>
+                <w:rStyle w:val="VerbatimChar"/>
+              </w:rPr>
+              <w:t xml:space="preserve">busReady()</w:t>
+            </w:r>
+          </w:p>
+        </w:tc>
+        <w:tc>
+          <w:tcPr/>
+          <w:p>
+            <w:pPr>
+              <w:pStyle w:val="Compact"/>
+              <w:jc w:val="left"/>
+            </w:pPr>
+            <w:r>
+              <w:rPr>
+                <w:rStyle w:val="VerbatimChar"/>
+              </w:rPr>
+              <w:t xml:space="preserve">true</w:t>
+            </w:r>
+            <w:r>
+              <w:t xml:space="preserve"> </w:t>
+            </w:r>
+            <w:r>
+              <w:t xml:space="preserve">if the I2C bus was started successfully</w:t>
+            </w:r>
+          </w:p>
+        </w:tc>
+      </w:tr>
+      <w:tr>
+        <w:tc>
+          <w:tcPr/>
+          <w:p>
+            <w:pPr>
+              <w:pStyle w:val="Compact"/>
+              <w:jc w:val="left"/>
+            </w:pPr>
+            <w:r>
+              <w:rPr>
+                <w:rStyle w:val="VerbatimChar"/>
+              </w:rPr>
+              <w:t xml:space="preserve">isConnected()</w:t>
+            </w:r>
+          </w:p>
+        </w:tc>
+        <w:tc>
+          <w:tcPr/>
+          <w:p>
+            <w:pPr>
+              <w:pStyle w:val="Compact"/>
+              <w:jc w:val="left"/>
+            </w:pPr>
+            <w:r>
+              <w:rPr>
+                <w:rStyle w:val="VerbatimChar"/>
+              </w:rPr>
+              <w:t xml:space="preserve">true</w:t>
+            </w:r>
+            <w:r>
+              <w:t xml:space="preserve"> </w:t>
+            </w:r>
+            <w:r>
+              <w:t xml:space="preserve">if the GT36537 Device ID was verified at the configured address</w:t>
+            </w:r>
+          </w:p>
+        </w:tc>
+      </w:tr>
+      <w:tr>
+        <w:tc>
+          <w:tcPr/>
+          <w:p>
+            <w:pPr>
+              <w:pStyle w:val="Compact"/>
+              <w:jc w:val="left"/>
+            </w:pPr>
+            <w:r>
+              <w:rPr>
+                <w:rStyle w:val="VerbatimChar"/>
+              </w:rPr>
+              <w:t xml:space="preserve">deviceInfo()</w:t>
+            </w:r>
+          </w:p>
+        </w:tc>
+        <w:tc>
+          <w:tcPr/>
+          <w:p>
+            <w:pPr>
+              <w:pStyle w:val="Compact"/>
+              <w:jc w:val="left"/>
+            </w:pPr>
+            <w:r>
+              <w:t xml:space="preserve">Identity information read during</w:t>
+            </w:r>
+            <w:r>
+              <w:t xml:space="preserve"> </w:t>
+            </w:r>
+            <w:r>
+              <w:rPr>
+                <w:rStyle w:val="VerbatimChar"/>
+              </w:rPr>
+              <w:t xml:space="preserve">begin</w:t>
+            </w:r>
+          </w:p>
+        </w:tc>
+      </w:tr>
+      <w:tr>
+        <w:tc>
+          <w:tcPr/>
+          <w:p>
+            <w:pPr>
+              <w:pStyle w:val="Compact"/>
+              <w:jc w:val="left"/>
+            </w:pPr>
+            <w:r>
+              <w:rPr>
+                <w:rStyle w:val="VerbatimChar"/>
+              </w:rPr>
+              <w:t xml:space="preserve">printInfo(out)</w:t>
+            </w:r>
+          </w:p>
+        </w:tc>
+        <w:tc>
+          <w:tcPr/>
+          <w:p>
+            <w:pPr>
+              <w:pStyle w:val="Compact"/>
+              <w:jc w:val="left"/>
+            </w:pPr>
+            <w:r>
+              <w:t xml:space="preserve">Prints the device information to a</w:t>
+            </w:r>
+            <w:r>
+              <w:t xml:space="preserve"> </w:t>
+            </w:r>
+            <w:r>
+              <w:rPr>
+                <w:rStyle w:val="VerbatimChar"/>
+              </w:rPr>
+              <w:t xml:space="preserve">Print</w:t>
+            </w:r>
+            <w:r>
+              <w:t xml:space="preserve"> </w:t>
+            </w:r>
+            <w:r>
+              <w:t xml:space="preserve">stream (default</w:t>
+            </w:r>
+            <w:r>
+              <w:t xml:space="preserve"> </w:t>
+            </w:r>
+            <w:r>
+              <w:rPr>
+                <w:rStyle w:val="VerbatimChar"/>
+              </w:rPr>
+              <w:t xml:space="preserve">Serial</w:t>
+            </w:r>
+            <w:r>
+              <w:t xml:space="preserve">)</w:t>
+            </w:r>
+          </w:p>
+        </w:tc>
+      </w:tr>
+      <w:tr>
+        <w:tc>
+          <w:tcPr/>
+          <w:p>
+            <w:pPr>
+              <w:pStyle w:val="Compact"/>
+              <w:jc w:val="left"/>
+            </w:pPr>
+            <w:r>
+              <w:rPr>
+                <w:rStyle w:val="VerbatimChar"/>
+              </w:rPr>
+              <w:t xml:space="preserve">protocol()</w:t>
+            </w:r>
+          </w:p>
+        </w:tc>
+        <w:tc>
+          <w:tcPr/>
+          <w:p>
+            <w:pPr>
+              <w:pStyle w:val="Compact"/>
+              <w:jc w:val="left"/>
+            </w:pPr>
+            <w:r>
+              <w:t xml:space="preserve">Access to the underlying DDP master for direct commands</w:t>
+            </w:r>
+          </w:p>
+        </w:tc>
+      </w:tr>
+      <w:tr>
+        <w:tc>
+          <w:tcPr/>
+          <w:p>
+            <w:pPr>
+              <w:pStyle w:val="Compact"/>
+              <w:jc w:val="left"/>
+            </w:pPr>
+            <w:r>
+              <w:rPr>
+                <w:rStyle w:val="VerbatimChar"/>
+              </w:rPr>
+              <w:t xml:space="preserve">bus()</w:t>
+            </w:r>
+          </w:p>
+        </w:tc>
+        <w:tc>
+          <w:tcPr/>
+          <w:p>
+            <w:pPr>
+              <w:pStyle w:val="Compact"/>
+              <w:jc w:val="left"/>
+            </w:pPr>
+            <w:r>
+              <w:t xml:space="preserve">Access to the underlying DevLab Interface bus object</w:t>
+            </w:r>
+          </w:p>
+        </w:tc>
+      </w:tr>
+    </w:tbl>
     <w:p>
       <w:pPr>
         <w:pStyle w:val="BodyText"/>
       </w:pPr>
       <w:r>
-        <w:t xml:space="preserve">The pulse duration is configurable from 25 ms to 1000 ms in 25 ms steps. A</w:t>
-      </w:r>
-      <w:r>
-        <w:t xml:space="preserve"> </w:t>
-      </w:r>
-      <w:r>
-        <w:t xml:space="preserve">timed pulse runs without interrupting light measurements or I2C communication.</w:t>
-      </w:r>
-    </w:p>
+        <w:t xml:space="preserve">The inverted functions are useful when the reading falls as light increases,</w:t>
+      </w:r>
+      <w:r>
+        <w:t xml:space="preserve"> </w:t>
+      </w:r>
+      <w:r>
+        <w:t xml:space="preserve">which depends on which end of the voltage divider carries the LDR.</w:t>
+      </w:r>
+    </w:p>
+    <w:bookmarkEnd w:id="49"/>
     <w:bookmarkEnd w:id="50"/>
-    <w:bookmarkStart w:id="51" w:name="physical-interface-notes"/>
+    <w:bookmarkStart w:id="51" w:name="built-in-indicator"/>
     <w:p>
       <w:pPr>
         <w:pStyle w:val="Heading3"/>
@@ -6524,7 +7199,7 @@
           <w:bCs/>
           <w:b/>
         </w:rPr>
-        <w:t xml:space="preserve">3.7 Physical Interface Notes</w:t>
+        <w:t xml:space="preserve">3.6 Built-In Indicator</w:t>
       </w:r>
     </w:p>
     <w:p>
@@ -6532,7 +7207,13 @@
         <w:pStyle w:val="FirstParagraph"/>
       </w:pPr>
       <w:r>
-        <w:t xml:space="preserve">The</w:t>
+        <w:t xml:space="preserve">The built-in status indicator is controlled through the DDP actuator</w:t>
+      </w:r>
+      <w:r>
+        <w:t xml:space="preserve"> </w:t>
+      </w:r>
+      <w:r>
+        <w:t xml:space="preserve">functions. The shared DDP command names contain</w:t>
       </w:r>
       <w:r>
         <w:t xml:space="preserve"> </w:t>
@@ -6541,31 +7222,22 @@
         <w:rPr>
           <w:rStyle w:val="VerbatimChar"/>
         </w:rPr>
-        <w:t xml:space="preserve">SIGNAL</w:t>
-      </w:r>
-      <w:r>
-        <w:t xml:space="preserve"> </w:t>
-      </w:r>
-      <w:r>
-        <w:t xml:space="preserve">contact provides direct access to the analog sensor path. Its</w:t>
-      </w:r>
-      <w:r>
-        <w:t xml:space="preserve"> </w:t>
-      </w:r>
-      <w:r>
-        <w:t xml:space="preserve">complete board-level transfer function, source impedance, and guaranteed</w:t>
-      </w:r>
-      <w:r>
-        <w:t xml:space="preserve"> </w:t>
-      </w:r>
-      <w:r>
-        <w:t xml:space="preserve">output range are not specified for the current revision. Use a high-impedance</w:t>
-      </w:r>
-      <w:r>
-        <w:t xml:space="preserve"> </w:t>
-      </w:r>
-      <w:r>
-        <w:t xml:space="preserve">input and verify the actual range before connecting it to a lower-voltage ADC.</w:t>
+        <w:t xml:space="preserve">RELAY</w:t>
+      </w:r>
+      <w:r>
+        <w:t xml:space="preserve">, but this product uses</w:t>
+      </w:r>
+      <w:r>
+        <w:t xml:space="preserve"> </w:t>
+      </w:r>
+      <w:r>
+        <w:t xml:space="preserve">them for the built-in indicator and does not provide an electromechanical</w:t>
+      </w:r>
+      <w:r>
+        <w:t xml:space="preserve"> </w:t>
+      </w:r>
+      <w:r>
+        <w:t xml:space="preserve">relay output.</w:t>
       </w:r>
     </w:p>
     <w:p>
@@ -6573,139 +7245,208 @@
         <w:pStyle w:val="BodyText"/>
       </w:pPr>
       <w:r>
-        <w:t xml:space="preserve">The PCB provides three I2C connection positions carrying</w:t>
-      </w:r>
-      <w:r>
-        <w:t xml:space="preserve"> </w:t>
-      </w:r>
-      <w:r>
-        <w:rPr>
-          <w:rStyle w:val="VerbatimChar"/>
-        </w:rPr>
-        <w:t xml:space="preserve">GND</w:t>
-      </w:r>
-      <w:r>
-        <w:t xml:space="preserve">,</w:t>
-      </w:r>
-      <w:r>
-        <w:t xml:space="preserve"> </w:t>
-      </w:r>
-      <w:r>
-        <w:rPr>
-          <w:rStyle w:val="VerbatimChar"/>
-        </w:rPr>
-        <w:t xml:space="preserve">VCC</w:t>
-      </w:r>
-      <w:r>
-        <w:t xml:space="preserve">,</w:t>
-      </w:r>
-      <w:r>
-        <w:t xml:space="preserve"> </w:t>
-      </w:r>
-      <w:r>
-        <w:rPr>
-          <w:rStyle w:val="VerbatimChar"/>
-        </w:rPr>
-        <w:t xml:space="preserve">SDA</w:t>
-      </w:r>
-      <w:r>
-        <w:t xml:space="preserve">,</w:t>
-      </w:r>
-      <w:r>
-        <w:t xml:space="preserve"> </w:t>
-      </w:r>
-      <w:r>
-        <w:t xml:space="preserve">and</w:t>
-      </w:r>
-      <w:r>
-        <w:t xml:space="preserve"> </w:t>
-      </w:r>
-      <w:r>
-        <w:rPr>
-          <w:rStyle w:val="VerbatimChar"/>
-        </w:rPr>
-        <w:t xml:space="preserve">SCL</w:t>
-      </w:r>
-      <w:r>
-        <w:t xml:space="preserve">: one connector is populated by default and two horizontal positions</w:t>
-      </w:r>
-      <w:r>
-        <w:t xml:space="preserve"> </w:t>
-      </w:r>
-      <w:r>
-        <w:t xml:space="preserve">are provided for optional 4-pin, 1.00 mm-pitch JST/Qwiic-compatible</w:t>
-      </w:r>
-      <w:r>
-        <w:t xml:space="preserve"> </w:t>
-      </w:r>
-      <w:r>
-        <w:t xml:space="preserve">connectors. All three positions access the same I2C bus.</w:t>
-      </w:r>
-    </w:p>
-    <w:p>
-      <w:pPr>
-        <w:pStyle w:val="BodyText"/>
-      </w:pPr>
-      <w:r>
-        <w:t xml:space="preserve">The I2C connection points share signals with the controller’s factory</w:t>
-      </w:r>
-      <w:r>
-        <w:t xml:space="preserve"> </w:t>
-      </w:r>
-      <w:r>
-        <w:t xml:space="preserve">programming and debugging interface; there is no separate user-accessible SWD</w:t>
-      </w:r>
-      <w:r>
-        <w:t xml:space="preserve"> </w:t>
-      </w:r>
-      <w:r>
-        <w:t xml:space="preserve">connector. Programming, debug, and reset functions are reserved for</w:t>
-      </w:r>
-      <w:r>
-        <w:t xml:space="preserve"> </w:t>
-      </w:r>
-      <w:r>
-        <w:t xml:space="preserve">manufacturer programming and factory diagnostics, not user firmware</w:t>
-      </w:r>
-      <w:r>
-        <w:t xml:space="preserve"> </w:t>
-      </w:r>
-      <w:r>
-        <w:t xml:space="preserve">replacement.</w:t>
-      </w:r>
-    </w:p>
-    <w:p>
-      <w:pPr>
-        <w:pStyle w:val="BodyText"/>
-      </w:pPr>
-      <w:r>
-        <w:t xml:space="preserve">Two expansion pads are reserved and have no current user function. The I2C</w:t>
-      </w:r>
-      <w:r>
-        <w:t xml:space="preserve"> </w:t>
-      </w:r>
-      <w:r>
-        <w:t xml:space="preserve">disable bridge is intended for applications that require the analog path</w:t>
-      </w:r>
-      <w:r>
-        <w:t xml:space="preserve"> </w:t>
-      </w:r>
-      <w:r>
-        <w:t xml:space="preserve">without active I2C operation; remove power before cutting or restoring it.</w:t>
+        <w:t xml:space="preserve">The pulse duration is configurable from 25 ms to 1000 ms in 25 ms steps. A</w:t>
+      </w:r>
+      <w:r>
+        <w:t xml:space="preserve"> </w:t>
+      </w:r>
+      <w:r>
+        <w:t xml:space="preserve">timed pulse runs without interrupting light measurements or I2C communication.</w:t>
       </w:r>
     </w:p>
     <w:bookmarkEnd w:id="51"/>
-    <w:bookmarkEnd w:id="52"/>
-    <w:bookmarkStart w:id="62" w:name="connectors-pinouts"/>
-    <w:p>
-      <w:pPr>
-        <w:pStyle w:val="Heading2"/>
+    <w:bookmarkStart w:id="52" w:name="physical-interface-notes"/>
+    <w:p>
+      <w:pPr>
+        <w:pStyle w:val="Heading3"/>
       </w:pPr>
       <w:r>
         <w:rPr>
           <w:bCs/>
           <w:b/>
         </w:rPr>
+        <w:t xml:space="preserve">3.7 Physical Interface Notes</w:t>
+      </w:r>
+    </w:p>
+    <w:p>
+      <w:pPr>
+        <w:pStyle w:val="FirstParagraph"/>
+      </w:pPr>
+      <w:r>
+        <w:t xml:space="preserve">The</w:t>
+      </w:r>
+      <w:r>
+        <w:t xml:space="preserve"> </w:t>
+      </w:r>
+      <w:r>
+        <w:rPr>
+          <w:rStyle w:val="VerbatimChar"/>
+        </w:rPr>
+        <w:t xml:space="preserve">SIGNAL</w:t>
+      </w:r>
+      <w:r>
+        <w:t xml:space="preserve"> </w:t>
+      </w:r>
+      <w:r>
+        <w:t xml:space="preserve">contact provides direct access to the analog sensor path. Its</w:t>
+      </w:r>
+      <w:r>
+        <w:t xml:space="preserve"> </w:t>
+      </w:r>
+      <w:r>
+        <w:t xml:space="preserve">complete board-level transfer function, source impedance, and guaranteed</w:t>
+      </w:r>
+      <w:r>
+        <w:t xml:space="preserve"> </w:t>
+      </w:r>
+      <w:r>
+        <w:t xml:space="preserve">output range are not specified for the current revision. Use a high-impedance</w:t>
+      </w:r>
+      <w:r>
+        <w:t xml:space="preserve"> </w:t>
+      </w:r>
+      <w:r>
+        <w:t xml:space="preserve">input and verify the actual range before connecting it to a lower-voltage ADC.</w:t>
+      </w:r>
+    </w:p>
+    <w:p>
+      <w:pPr>
+        <w:pStyle w:val="BodyText"/>
+      </w:pPr>
+      <w:r>
+        <w:t xml:space="preserve">The PCB provides three I2C connection positions carrying</w:t>
+      </w:r>
+      <w:r>
+        <w:t xml:space="preserve"> </w:t>
+      </w:r>
+      <w:r>
+        <w:rPr>
+          <w:rStyle w:val="VerbatimChar"/>
+        </w:rPr>
+        <w:t xml:space="preserve">GND</w:t>
+      </w:r>
+      <w:r>
+        <w:t xml:space="preserve">,</w:t>
+      </w:r>
+      <w:r>
+        <w:t xml:space="preserve"> </w:t>
+      </w:r>
+      <w:r>
+        <w:rPr>
+          <w:rStyle w:val="VerbatimChar"/>
+        </w:rPr>
+        <w:t xml:space="preserve">VCC</w:t>
+      </w:r>
+      <w:r>
+        <w:t xml:space="preserve">,</w:t>
+      </w:r>
+      <w:r>
+        <w:t xml:space="preserve"> </w:t>
+      </w:r>
+      <w:r>
+        <w:rPr>
+          <w:rStyle w:val="VerbatimChar"/>
+        </w:rPr>
+        <w:t xml:space="preserve">SDA</w:t>
+      </w:r>
+      <w:r>
+        <w:t xml:space="preserve">,</w:t>
+      </w:r>
+      <w:r>
+        <w:t xml:space="preserve"> </w:t>
+      </w:r>
+      <w:r>
+        <w:t xml:space="preserve">and</w:t>
+      </w:r>
+      <w:r>
+        <w:t xml:space="preserve"> </w:t>
+      </w:r>
+      <w:r>
+        <w:rPr>
+          <w:rStyle w:val="VerbatimChar"/>
+        </w:rPr>
+        <w:t xml:space="preserve">SCL</w:t>
+      </w:r>
+      <w:r>
+        <w:t xml:space="preserve">: one connector is populated by default and two horizontal positions</w:t>
+      </w:r>
+      <w:r>
+        <w:t xml:space="preserve"> </w:t>
+      </w:r>
+      <w:r>
+        <w:t xml:space="preserve">are provided for optional 4-pin, 1.00 mm-pitch JST/Qwiic-compatible</w:t>
+      </w:r>
+      <w:r>
+        <w:t xml:space="preserve"> </w:t>
+      </w:r>
+      <w:r>
+        <w:t xml:space="preserve">connectors. All three positions access the same I2C bus.</w:t>
+      </w:r>
+    </w:p>
+    <w:p>
+      <w:pPr>
+        <w:pStyle w:val="BodyText"/>
+      </w:pPr>
+      <w:r>
+        <w:t xml:space="preserve">The I2C connection points share signals with the controller’s factory</w:t>
+      </w:r>
+      <w:r>
+        <w:t xml:space="preserve"> </w:t>
+      </w:r>
+      <w:r>
+        <w:t xml:space="preserve">programming and debugging interface; there is no separate user-accessible SWD</w:t>
+      </w:r>
+      <w:r>
+        <w:t xml:space="preserve"> </w:t>
+      </w:r>
+      <w:r>
+        <w:t xml:space="preserve">connector. Programming, debug, and reset functions are reserved for</w:t>
+      </w:r>
+      <w:r>
+        <w:t xml:space="preserve"> </w:t>
+      </w:r>
+      <w:r>
+        <w:t xml:space="preserve">manufacturer programming and factory diagnostics, not user firmware</w:t>
+      </w:r>
+      <w:r>
+        <w:t xml:space="preserve"> </w:t>
+      </w:r>
+      <w:r>
+        <w:t xml:space="preserve">replacement.</w:t>
+      </w:r>
+    </w:p>
+    <w:p>
+      <w:pPr>
+        <w:pStyle w:val="BodyText"/>
+      </w:pPr>
+      <w:r>
+        <w:t xml:space="preserve">Two expansion pads are reserved and have no current user function. The I2C</w:t>
+      </w:r>
+      <w:r>
+        <w:t xml:space="preserve"> </w:t>
+      </w:r>
+      <w:r>
+        <w:t xml:space="preserve">disable bridge is intended for applications that require the analog path</w:t>
+      </w:r>
+      <w:r>
+        <w:t xml:space="preserve"> </w:t>
+      </w:r>
+      <w:r>
+        <w:t xml:space="preserve">without active I2C operation; remove power before cutting or restoring it.</w:t>
+      </w:r>
+    </w:p>
+    <w:bookmarkEnd w:id="52"/>
+    <w:bookmarkEnd w:id="53"/>
+    <w:bookmarkStart w:id="63" w:name="connectors-pinouts"/>
+    <w:p>
+      <w:pPr>
+        <w:pStyle w:val="Heading2"/>
+      </w:pPr>
+      <w:r>
+        <w:rPr>
+          <w:bCs/>
+          <w:b/>
+        </w:rPr>
         <w:t xml:space="preserve">4 Connectors &amp; Pinouts</w:t>
       </w:r>
     </w:p>
@@ -6735,7 +7476,7 @@
         <w:t xml:space="preserve">connector orientation before producing a harness.</w:t>
       </w:r>
     </w:p>
-    <w:bookmarkStart w:id="53" w:name="general-pinout"/>
+    <w:bookmarkStart w:id="54" w:name="general-pinout"/>
     <w:p>
       <w:pPr>
         <w:pStyle w:val="Heading3"/>
@@ -7008,8 +7749,8 @@
         <w:t xml:space="preserve">connected to the same I2C bus.</w:t>
       </w:r>
     </w:p>
-    <w:bookmarkEnd w:id="53"/>
-    <w:bookmarkStart w:id="57" w:name="signal-and-i2c-connection-guide"/>
+    <w:bookmarkEnd w:id="54"/>
+    <w:bookmarkStart w:id="58" w:name="signal-and-i2c-connection-guide"/>
     <w:p>
       <w:pPr>
         <w:pStyle w:val="Heading3"/>
@@ -7031,18 +7772,18 @@
           <wp:inline>
             <wp:extent cx="6108700" cy="3436143"/>
             <wp:effectExtent b="0" l="0" r="0" t="0"/>
-            <wp:docPr descr="" title="" id="55" name="Picture"/>
+            <wp:docPr descr="" title="" id="56" name="Picture"/>
             <a:graphic>
               <a:graphicData uri="http://schemas.openxmlformats.org/drawingml/2006/picture">
                 <pic:pic>
                   <pic:nvPicPr>
-                    <pic:cNvPr descr="../assets/temt6000_sig_i2c.png" id="56" name="Picture"/>
+                    <pic:cNvPr descr="../assets/temt6000_sig_i2c.png" id="57" name="Picture"/>
                     <pic:cNvPicPr>
                       <a:picLocks noChangeArrowheads="1" noChangeAspect="1"/>
                     </pic:cNvPicPr>
                   </pic:nvPicPr>
                   <pic:blipFill>
-                    <a:blip r:embed="rId54"/>
+                    <a:blip r:embed="rId55"/>
                     <a:stretch>
                       <a:fillRect/>
                     </a:stretch>
@@ -7183,8 +7924,8 @@
         <w:t xml:space="preserve">board.</w:t>
       </w:r>
     </w:p>
-    <w:bookmarkEnd w:id="57"/>
-    <w:bookmarkStart w:id="58" w:name="direct-sensor-contacts"/>
+    <w:bookmarkEnd w:id="58"/>
+    <w:bookmarkStart w:id="59" w:name="direct-sensor-contacts"/>
     <w:p>
       <w:pPr>
         <w:pStyle w:val="Heading3"/>
@@ -7424,8 +8165,8 @@
         <w:t xml:space="preserve">not a separate specialized communication port.</w:t>
       </w:r>
     </w:p>
-    <w:bookmarkEnd w:id="58"/>
-    <w:bookmarkStart w:id="59" w:name="i2c-connection-positions"/>
+    <w:bookmarkEnd w:id="59"/>
+    <w:bookmarkStart w:id="60" w:name="i2c-connection-positions"/>
     <w:p>
       <w:pPr>
         <w:pStyle w:val="Heading3"/>
@@ -7708,8 +8449,8 @@
         <w:t xml:space="preserve">and there is no separate user-accessible SWD connector.</w:t>
       </w:r>
     </w:p>
-    <w:bookmarkEnd w:id="59"/>
-    <w:bookmarkStart w:id="60" w:name="auxiliary-and-factory-service-functions"/>
+    <w:bookmarkEnd w:id="60"/>
+    <w:bookmarkStart w:id="61" w:name="auxiliary-and-factory-service-functions"/>
     <w:p>
       <w:pPr>
         <w:pStyle w:val="Heading3"/>
@@ -7898,8 +8639,8 @@
         <w:t xml:space="preserve">Programming, debugging, and reset are intended primarily for development, manufacturing, and service purposes. Currently, user firmware programming is not supported or documented. During programming or diagnostics, I2C must be inactive and other bus devices must be isolated from the shared signals.</w:t>
       </w:r>
     </w:p>
-    <w:bookmarkEnd w:id="60"/>
-    <w:bookmarkStart w:id="61" w:name="indicators-and-i2c-bridge"/>
+    <w:bookmarkEnd w:id="61"/>
+    <w:bookmarkStart w:id="62" w:name="indicators-and-i2c-bridge"/>
     <w:p>
       <w:pPr>
         <w:pStyle w:val="Heading3"/>
@@ -7920,9 +8661,9 @@
         <w:t xml:space="preserve">The module provides a power indicator, a firmware-controlled built-in status indicator, and a normally closed solder bridge that connects the sensor’s raw output signal to the controller ADC input. Opening the bridge isolates the raw sensor signal from the ADC, and the connection can be restored by re-soldering the bridge. The controller ADC input used for sensor acquisition is internal to the module and is not an additional external contact.</w:t>
       </w:r>
     </w:p>
-    <w:bookmarkEnd w:id="61"/>
     <w:bookmarkEnd w:id="62"/>
-    <w:bookmarkStart w:id="69" w:name="board-operation"/>
+    <w:bookmarkEnd w:id="63"/>
+    <w:bookmarkStart w:id="70" w:name="board-operation"/>
     <w:p>
       <w:pPr>
         <w:pStyle w:val="Heading2"/>
@@ -7964,7 +8705,7 @@
         <w:t xml:space="preserve">library and support ESP32, RP2040/RP2350, and AVR hosts.</w:t>
       </w:r>
     </w:p>
-    <w:bookmarkStart w:id="63" w:name="required-hardware-and-software"/>
+    <w:bookmarkStart w:id="64" w:name="required-hardware-and-software"/>
     <w:p>
       <w:pPr>
         <w:pStyle w:val="Heading3"/>
@@ -8103,8 +8844,8 @@
         <w:t xml:space="preserve">Arduino library</w:t>
       </w:r>
     </w:p>
-    <w:bookmarkEnd w:id="63"/>
-    <w:bookmarkStart w:id="64" w:name="library-installation"/>
+    <w:bookmarkEnd w:id="64"/>
+    <w:bookmarkStart w:id="65" w:name="library-installation"/>
     <w:p>
       <w:pPr>
         <w:pStyle w:val="Heading3"/>
@@ -8205,7 +8946,7 @@
         <w:t xml:space="preserve"> </w:t>
       </w:r>
       <w:r>
-        <w:t xml:space="preserve">management, integrated in the library itself. The sketch only includes</w:t>
+        <w:t xml:space="preserve">management. Its dependencies,</w:t>
       </w:r>
       <w:r>
         <w:t xml:space="preserve"> </w:t>
@@ -8214,20 +8955,56 @@
         <w:rPr>
           <w:rStyle w:val="VerbatimChar"/>
         </w:rPr>
+        <w:t xml:space="preserve">DevLabDDP</w:t>
+      </w:r>
+      <w:r>
+        <w:t xml:space="preserve"> </w:t>
+      </w:r>
+      <w:r>
+        <w:t xml:space="preserve">and</w:t>
+      </w:r>
+      <w:r>
+        <w:t xml:space="preserve"> </w:t>
+      </w:r>
+      <w:r>
+        <w:rPr>
+          <w:rStyle w:val="VerbatimChar"/>
+        </w:rPr>
+        <w:t xml:space="preserve">DevLab_Interface</w:t>
+      </w:r>
+      <w:r>
+        <w:t xml:space="preserve">, are installed</w:t>
+      </w:r>
+      <w:r>
+        <w:t xml:space="preserve"> </w:t>
+      </w:r>
+      <w:r>
+        <w:t xml:space="preserve">together with it, so the sketch only includes</w:t>
+      </w:r>
+      <w:r>
+        <w:t xml:space="preserve"> </w:t>
+      </w:r>
+      <w:r>
+        <w:rPr>
+          <w:rStyle w:val="VerbatimChar"/>
+        </w:rPr>
         <w:t xml:space="preserve">DevLab_GT365xx.h</w:t>
       </w:r>
       <w:r>
-        <w:t xml:space="preserve">; no separate bus-handling or bus-recovery library is</w:t>
-      </w:r>
-      <w:r>
-        <w:t xml:space="preserve"> </w:t>
-      </w:r>
-      <w:r>
-        <w:t xml:space="preserve">needed. A screenshot of the library in Arduino Library Manager is pending.</w:t>
-      </w:r>
-    </w:p>
-    <w:bookmarkEnd w:id="64"/>
-    <w:bookmarkStart w:id="65" w:name="i2c-connection-and-example-settings"/>
+        <w:t xml:space="preserve"> </w:t>
+      </w:r>
+      <w:r>
+        <w:t xml:space="preserve">and does not</w:t>
+      </w:r>
+      <w:r>
+        <w:t xml:space="preserve"> </w:t>
+      </w:r>
+      <w:r>
+        <w:t xml:space="preserve">need separate bus-handling or bus-recovery code.</w:t>
+      </w:r>
+    </w:p>
+    <w:bookmarkEnd w:id="65"/>
+    <w:bookmarkStart w:id="66" w:name="i2c-connection-and-example-settings"/>
     <w:p>
       <w:pPr>
         <w:pStyle w:val="Heading3"/>
@@ -9062,8 +9839,8 @@
         <w:t xml:space="preserve">uploading the sketch.</w:t>
       </w:r>
     </w:p>
-    <w:bookmarkEnd w:id="65"/>
-    <w:bookmarkStart w:id="66" w:name="single-sensor-arduino-example"/>
+    <w:bookmarkEnd w:id="66"/>
+    <w:bookmarkStart w:id="67" w:name="single-sensor-arduino-example"/>
     <w:p>
       <w:pPr>
         <w:pStyle w:val="Heading3"/>
@@ -11121,7 +11898,7 @@
         <w:pStyle w:val="BodyText"/>
       </w:pPr>
       <w:r>
-        <w:t xml:space="preserve">Two companion examples are provided:</w:t>
+        <w:t xml:space="preserve">The following companion examples are provided:</w:t>
       </w:r>
     </w:p>
     <w:tbl>
@@ -11276,9 +12053,103 @@
           </w:p>
         </w:tc>
       </w:tr>
+      <w:tr>
+        <w:tc>
+          <w:tcPr/>
+          <w:p>
+            <w:pPr>
+              <w:pStyle w:val="Compact"/>
+              <w:jc w:val="left"/>
+            </w:pPr>
+            <w:r>
+              <w:rPr>
+                <w:rStyle w:val="VerbatimChar"/>
+              </w:rPr>
+              <w:t xml:space="preserve">i2c_scanner</w:t>
+            </w:r>
+          </w:p>
+        </w:tc>
+        <w:tc>
+          <w:tcPr/>
+          <w:p>
+            <w:pPr>
+              <w:pStyle w:val="Compact"/>
+              <w:jc w:val="left"/>
+            </w:pPr>
+            <w:r>
+              <w:t xml:space="preserve">Scans the I2C bus at 115200 baud and prints the 7-bit address of every device that responds; a detected address only confirms that a device acknowledged, not that it is a GT36537</w:t>
+            </w:r>
+          </w:p>
+        </w:tc>
+      </w:tr>
+      <w:tr>
+        <w:tc>
+          <w:tcPr/>
+          <w:p>
+            <w:pPr>
+              <w:pStyle w:val="Compact"/>
+              <w:jc w:val="left"/>
+            </w:pPr>
+            <w:r>
+              <w:rPr>
+                <w:rStyle w:val="VerbatimChar"/>
+              </w:rPr>
+              <w:t xml:space="preserve">changeAddress</w:t>
+            </w:r>
+          </w:p>
+        </w:tc>
+        <w:tc>
+          <w:tcPr/>
+          <w:p>
+            <w:pPr>
+              <w:pStyle w:val="Compact"/>
+              <w:jc w:val="left"/>
+            </w:pPr>
+            <w:r>
+              <w:t xml:space="preserve">Serial tool at 115200 baud to scan for DDP devices and reassign the module address (factory address</w:t>
+            </w:r>
+            <w:r>
+              <w:t xml:space="preserve"> </w:t>
+            </w:r>
+            <w:r>
+              <w:rPr>
+                <w:rStyle w:val="VerbatimChar"/>
+              </w:rPr>
+              <w:t xml:space="preserve">0x26</w:t>
+            </w:r>
+            <w:r>
+              <w:t xml:space="preserve">), for example</w:t>
+            </w:r>
+            <w:r>
+              <w:t xml:space="preserve"> </w:t>
+            </w:r>
+            <w:r>
+              <w:rPr>
+                <w:rStyle w:val="VerbatimChar"/>
+              </w:rPr>
+              <w:t xml:space="preserve">scan</w:t>
+            </w:r>
+            <w:r>
+              <w:t xml:space="preserve"> </w:t>
+            </w:r>
+            <w:r>
+              <w:t xml:space="preserve">or</w:t>
+            </w:r>
+            <w:r>
+              <w:t xml:space="preserve"> </w:t>
+            </w:r>
+            <w:r>
+              <w:rPr>
+                <w:rStyle w:val="VerbatimChar"/>
+              </w:rPr>
+              <w:t xml:space="preserve">change 26 30</w:t>
+            </w:r>
+          </w:p>
+        </w:tc>
+      </w:tr>
     </w:tbl>
-    <w:bookmarkEnd w:id="66"/>
-    <w:bookmarkStart w:id="67" w:name="upload-and-serial-output"/>
+    <w:bookmarkEnd w:id="67"/>
+    <w:bookmarkStart w:id="68" w:name="upload-and-serial-output"/>
     <w:p>
       <w:pPr>
         <w:pStyle w:val="Heading3"/>
@@ -11541,8 +12412,8 @@
         <w:t xml:space="preserve">if a value that rises with light is preferred.</w:t>
       </w:r>
     </w:p>
-    <w:bookmarkEnd w:id="67"/>
-    <w:bookmarkStart w:id="68" w:name="troubleshooting"/>
+    <w:bookmarkEnd w:id="68"/>
+    <w:bookmarkStart w:id="69" w:name="troubleshooting"/>
     <w:p>
       <w:pPr>
         <w:pStyle w:val="Heading3"/>
@@ -11829,9 +12700,9 @@
         <w:t xml:space="preserve">Chapter 8.</w:t>
       </w:r>
     </w:p>
-    <w:bookmarkEnd w:id="68"/>
     <w:bookmarkEnd w:id="69"/>
-    <w:bookmarkStart w:id="73" w:name="mechanical-information"/>
+    <w:bookmarkEnd w:id="70"/>
+    <w:bookmarkStart w:id="74" w:name="mechanical-information"/>
     <w:p>
       <w:pPr>
         <w:pStyle w:val="Heading2"/>
@@ -11858,7 +12729,7 @@
         <w:t xml:space="preserve">shown below. Dimensions are in millimetres.</w:t>
       </w:r>
     </w:p>
-    <w:bookmarkStart w:id="70" w:name="board-dimensions"/>
+    <w:bookmarkStart w:id="71" w:name="board-dimensions"/>
     <w:p>
       <w:pPr>
         <w:pStyle w:val="Heading3"/>
@@ -11897,8 +12768,8 @@
         <w:t xml:space="preserve">not derive additional dimensions by scaling the image.</w:t>
       </w:r>
     </w:p>
-    <w:bookmarkEnd w:id="70"/>
-    <w:bookmarkStart w:id="71" w:name="integration-clearances"/>
+    <w:bookmarkEnd w:id="71"/>
+    <w:bookmarkStart w:id="72" w:name="integration-clearances"/>
     <w:p>
       <w:pPr>
         <w:pStyle w:val="Heading3"/>
@@ -11943,8 +12814,8 @@
         <w:t xml:space="preserve">points, and avoid enclosure features that shadow the sensor or indicators.</w:t>
       </w:r>
     </w:p>
-    <w:bookmarkEnd w:id="71"/>
-    <w:bookmarkStart w:id="72" w:name="mechanical-data-not-specified"/>
+    <w:bookmarkEnd w:id="72"/>
+    <w:bookmarkStart w:id="73" w:name="mechanical-data-not-specified"/>
     <w:p>
       <w:pPr>
         <w:pStyle w:val="Heading3"/>
@@ -12041,9 +12912,9 @@
         <w:t xml:space="preserve">Reserved expansion-pad and factory service-point coordinates</w:t>
       </w:r>
     </w:p>
-    <w:bookmarkEnd w:id="72"/>
     <w:bookmarkEnd w:id="73"/>
-    <w:bookmarkStart w:id="75" w:name="company-information"/>
+    <w:bookmarkEnd w:id="74"/>
+    <w:bookmarkStart w:id="76" w:name="company-information"/>
     <w:p>
       <w:pPr>
         <w:pStyle w:val="Heading2"/>
@@ -12194,7 +13065,7 @@
               <w:pStyle w:val="Compact"/>
               <w:jc w:val="left"/>
             </w:pPr>
-            <w:hyperlink r:id="rId74">
+            <w:hyperlink r:id="rId75">
               <w:r>
                 <w:rPr>
                   <w:rStyle w:val="Hyperlink"/>
@@ -12246,8 +13117,8 @@
         <w:t xml:space="preserve">next chapter.</w:t>
       </w:r>
     </w:p>
-    <w:bookmarkEnd w:id="75"/>
-    <w:bookmarkStart w:id="81" w:name="reference-documentation"/>
+    <w:bookmarkEnd w:id="76"/>
+    <w:bookmarkStart w:id="83" w:name="reference-documentation"/>
     <w:p>
       <w:pPr>
         <w:pStyle w:val="Heading2"/>
@@ -12372,7 +13243,7 @@
               <w:pStyle w:val="Compact"/>
               <w:jc w:val="left"/>
             </w:pPr>
-            <w:hyperlink r:id="rId76">
+            <w:hyperlink r:id="rId77">
               <w:r>
                 <w:rPr>
                   <w:rStyle w:val="Hyperlink"/>
@@ -12403,7 +13274,7 @@
               <w:pStyle w:val="Compact"/>
               <w:jc w:val="left"/>
             </w:pPr>
-            <w:hyperlink r:id="rId77">
+            <w:hyperlink r:id="rId78">
               <w:r>
                 <w:rPr>
                   <w:rStyle w:val="Hyperlink"/>
@@ -12564,7 +13435,7 @@
               <w:pStyle w:val="Compact"/>
               <w:jc w:val="left"/>
             </w:pPr>
-            <w:hyperlink r:id="rId78">
+            <w:hyperlink r:id="rId79">
               <w:r>
                 <w:rPr>
                   <w:rStyle w:val="Hyperlink"/>
@@ -12595,12 +13466,14 @@
               <w:pStyle w:val="Compact"/>
               <w:jc w:val="left"/>
             </w:pPr>
-            <w:r>
-              <w:rPr>
-                <w:rStyle w:val="VerbatimChar"/>
-              </w:rPr>
-              <w:t xml:space="preserve">DevLab_GT365xx</w:t>
-            </w:r>
+            <w:hyperlink r:id="rId80">
+              <w:r>
+                <w:rPr>
+                  <w:rStyle w:val="Hyperlink"/>
+                </w:rPr>
+                <w:t xml:space="preserve">UNIT-Electronics-MX/unit_devlab_gt365xx_library</w:t>
+              </w:r>
+            </w:hyperlink>
           </w:p>
         </w:tc>
       </w:tr>
@@ -12624,7 +13497,7 @@
               <w:pStyle w:val="Compact"/>
               <w:jc w:val="left"/>
             </w:pPr>
-            <w:hyperlink r:id="rId79">
+            <w:hyperlink r:id="rId81">
               <w:r>
                 <w:rPr>
                   <w:rStyle w:val="Hyperlink"/>
@@ -12655,7 +13528,7 @@
               <w:pStyle w:val="Compact"/>
               <w:jc w:val="left"/>
             </w:pPr>
-            <w:hyperlink r:id="rId80">
+            <w:hyperlink r:id="rId82">
               <w:r>
                 <w:rPr>
                   <w:rStyle w:val="Hyperlink"/>
@@ -12757,8 +13630,8 @@
         <w:t xml:space="preserve">not replace module-level electrical qualification.</w:t>
       </w:r>
     </w:p>
-    <w:bookmarkEnd w:id="81"/>
-    <w:bookmarkStart w:id="85" w:name="appendix"/>
+    <w:bookmarkEnd w:id="83"/>
+    <w:bookmarkStart w:id="87" w:name="appendix"/>
     <w:p>
       <w:pPr>
         <w:pStyle w:val="Heading2"/>
@@ -12771,7 +13644,7 @@
         <w:t xml:space="preserve">9 Appendix</w:t>
       </w:r>
     </w:p>
-    <w:bookmarkStart w:id="82" w:name="current-schematic"/>
+    <w:bookmarkStart w:id="84" w:name="current-schematic"/>
     <w:p>
       <w:pPr>
         <w:pStyle w:val="Heading3"/>
@@ -12919,8 +13792,8 @@
         <w:t xml:space="preserve">and debugging interface; there is no separate user-accessible SWD connector.</w:t>
       </w:r>
     </w:p>
-    <w:bookmarkEnd w:id="82"/>
-    <w:bookmarkStart w:id="83" w:name="document-control"/>
+    <w:bookmarkEnd w:id="84"/>
+    <w:bookmarkStart w:id="85" w:name="document-control"/>
     <w:p>
       <w:pPr>
         <w:pStyle w:val="Heading3"/>
@@ -13241,8 +14114,8 @@
         </w:tc>
       </w:tr>
     </w:tbl>
-    <w:bookmarkEnd w:id="83"/>
-    <w:bookmarkStart w:id="84" w:name="Xf1882b41e920c0e089a811d41d6ddf36e2ac2a7"/>
+    <w:bookmarkEnd w:id="85"/>
+    <w:bookmarkStart w:id="86" w:name="Xf1882b41e920c0e089a811d41d6ddf36e2ac2a7"/>
     <w:p>
       <w:pPr>
         <w:pStyle w:val="Heading3"/>
@@ -13330,8 +14203,8 @@
         <w:t xml:space="preserve">Module-level optical, electrical, environmental, and EMC characterization</w:t>
       </w:r>
     </w:p>
-    <w:bookmarkEnd w:id="84"/>
-    <w:bookmarkEnd w:id="85"/>
+    <w:bookmarkEnd w:id="86"/>
+    <w:bookmarkEnd w:id="87"/>
     <w:sectPr>
       <w:pgSz w:h="16838" w:w="11906"/>
       <w:pgMar w:bottom="1134" w:footer="708" w:gutter="0" w:header="708" w:left="1134" w:right="1134" w:top="1134"/>
